--- a/docs/Bao_cao_CT210H_Reverse_Engineering_Visual_Paradigm.docx
+++ b/docs/Bao_cao_CT210H_Reverse_Engineering_Visual_Paradigm.docx
@@ -874,15 +874,8 @@
             <w:tcW w:type="dxa" w:w="2351"/>
           </w:tcPr>
           <w:p>
-            <w:pPr>
-              <w:spacing w:after="20" w:line="252" w:lineRule="auto"/>
-            </w:pPr>
             <w:r>
-              <w:rPr>
-                <w:b/>
-                <w:sz w:val="20"/>
-              </w:rPr>
-              <w:t>Tiêu chí đánh giá</w:t>
+              <w:t>Tiêu chí thực nghiệm</w:t>
             </w:r>
           </w:p>
         </w:tc>
@@ -891,14 +884,7 @@
             <w:tcW w:type="dxa" w:w="2351"/>
           </w:tcPr>
           <w:p>
-            <w:pPr>
-              <w:spacing w:after="20" w:line="252" w:lineRule="auto"/>
-            </w:pPr>
             <w:r>
-              <w:rPr>
-                <w:b/>
-                <w:sz w:val="20"/>
-              </w:rPr>
               <w:t>Visual Paradigm</w:t>
             </w:r>
           </w:p>
@@ -908,14 +894,7 @@
             <w:tcW w:type="dxa" w:w="2351"/>
           </w:tcPr>
           <w:p>
-            <w:pPr>
-              <w:spacing w:after="20" w:line="252" w:lineRule="auto"/>
-            </w:pPr>
             <w:r>
-              <w:rPr>
-                <w:b/>
-                <w:sz w:val="20"/>
-              </w:rPr>
               <w:t>Enterprise Architect</w:t>
             </w:r>
           </w:p>
@@ -925,15 +904,8 @@
             <w:tcW w:type="dxa" w:w="2351"/>
           </w:tcPr>
           <w:p>
-            <w:pPr>
-              <w:spacing w:after="20" w:line="252" w:lineRule="auto"/>
-            </w:pPr>
             <w:r>
-              <w:rPr>
-                <w:b/>
-                <w:sz w:val="20"/>
-              </w:rPr>
-              <w:t>StarUML (Java Ext)</w:t>
+              <w:t>StarUML</w:t>
             </w:r>
           </w:p>
         </w:tc>
@@ -944,15 +916,11 @@
             <w:tcW w:type="dxa" w:w="2351"/>
           </w:tcPr>
           <w:p>
-            <w:pPr>
-              <w:spacing w:after="20" w:line="252" w:lineRule="auto"/>
-            </w:pPr>
             <w:r>
               <w:rPr>
-                <w:b w:val="0"/>
                 <w:sz w:val="20"/>
               </w:rPr>
-              <w:t>1. Khả năng Reverse Engineering mã Java</w:t>
+              <w:t>Sơ đồ theo package</w:t>
             </w:r>
           </w:p>
         </w:tc>
@@ -961,15 +929,11 @@
             <w:tcW w:type="dxa" w:w="2351"/>
           </w:tcPr>
           <w:p>
-            <w:pPr>
-              <w:spacing w:after="20" w:line="252" w:lineRule="auto"/>
-            </w:pPr>
             <w:r>
               <w:rPr>
-                <w:b w:val="0"/>
                 <w:sz w:val="20"/>
               </w:rPr>
-              <w:t>\bigstar\bigstar\bigstar\bigstar\bigstar&lt;br&gt;(Đảo ngược rất chuẩn từ package, class, method, annotation)</w:t>
+              <w:t>Chọn package → tạo Class Diagram</w:t>
             </w:r>
           </w:p>
         </w:tc>
@@ -978,15 +942,11 @@
             <w:tcW w:type="dxa" w:w="2351"/>
           </w:tcPr>
           <w:p>
-            <w:pPr>
-              <w:spacing w:after="20" w:line="252" w:lineRule="auto"/>
-            </w:pPr>
             <w:r>
               <w:rPr>
-                <w:b w:val="0"/>
                 <w:sz w:val="20"/>
               </w:rPr>
-              <w:t>\bigstar\bigstar\bigstar\bigstar\bigstar&lt;br&gt;(Mạnh mẽ, xử lý được dự án enterprise khổng lồ)</w:t>
+              <w:t>Tự tạo khi import nếu bật tùy chọn</w:t>
             </w:r>
           </w:p>
         </w:tc>
@@ -995,15 +955,11 @@
             <w:tcW w:type="dxa" w:w="2351"/>
           </w:tcPr>
           <w:p>
-            <w:pPr>
-              <w:spacing w:after="20" w:line="252" w:lineRule="auto"/>
-            </w:pPr>
             <w:r>
               <w:rPr>
-                <w:b w:val="0"/>
                 <w:sz w:val="20"/>
               </w:rPr>
-              <w:t>\bigstar\bigstar\bigstar\bigstar&lt;br&gt;(Đảo ngược tốt class, method; chưa tối ưu sâu annotation Spring Boot)</w:t>
+              <w:t>Có overview/hierarchy</w:t>
             </w:r>
           </w:p>
         </w:tc>
@@ -1014,15 +970,11 @@
             <w:tcW w:type="dxa" w:w="2351"/>
           </w:tcPr>
           <w:p>
-            <w:pPr>
-              <w:spacing w:after="20" w:line="252" w:lineRule="auto"/>
-            </w:pPr>
             <w:r>
               <w:rPr>
-                <w:b w:val="0"/>
                 <w:sz w:val="20"/>
               </w:rPr>
-              <w:t>2. Hỗ trợ chuẩn UML &amp; Trực quan hóa</w:t>
+              <w:t>Gom sơ đồ tổng quan</w:t>
             </w:r>
           </w:p>
         </w:tc>
@@ -1031,15 +983,11 @@
             <w:tcW w:type="dxa" w:w="2351"/>
           </w:tcPr>
           <w:p>
-            <w:pPr>
-              <w:spacing w:after="20" w:line="252" w:lineRule="auto"/>
-            </w:pPr>
             <w:r>
               <w:rPr>
-                <w:b w:val="0"/>
                 <w:sz w:val="20"/>
               </w:rPr>
-              <w:t>\bigstar\bigstar\bigstar\bigstar\bigstar&lt;br&gt;(Giao diện trực quan, layout tự động phân tầng 1-Click, chuẩn OMG UML)</w:t>
+              <w:t>Thuận tiện; ít kéo từng class</w:t>
             </w:r>
           </w:p>
         </w:tc>
@@ -1048,15 +996,11 @@
             <w:tcW w:type="dxa" w:w="2351"/>
           </w:tcPr>
           <w:p>
-            <w:pPr>
-              <w:spacing w:after="20" w:line="252" w:lineRule="auto"/>
-            </w:pPr>
             <w:r>
               <w:rPr>
-                <w:b w:val="0"/>
                 <w:sz w:val="20"/>
               </w:rPr>
-              <w:t>\bigstar\bigstar\bigstar&lt;br&gt;(Giao diện đồ sộ, chia vụn diagram theo package, gom sơ đồ toàn hệ thống khá thủ công)</w:t>
+              <w:t>Quy trình đang thử: kéo class, thêm phần tử liên quan</w:t>
             </w:r>
           </w:p>
         </w:tc>
@@ -1065,15 +1009,11 @@
             <w:tcW w:type="dxa" w:w="2351"/>
           </w:tcPr>
           <w:p>
-            <w:pPr>
-              <w:spacing w:after="20" w:line="252" w:lineRule="auto"/>
-            </w:pPr>
             <w:r>
               <w:rPr>
-                <w:b w:val="0"/>
                 <w:sz w:val="20"/>
               </w:rPr>
-              <w:t>\bigstar\bigstar\bigstar&lt;br&gt;(Giao diện hiện đại phẳng, nhưng phải kéo thả thủ công từng class lên sơ đồ)</w:t>
+              <w:t>Nhiều thao tác gom và chỉnh bố cục</w:t>
             </w:r>
           </w:p>
         </w:tc>
@@ -1084,15 +1024,11 @@
             <w:tcW w:type="dxa" w:w="2351"/>
           </w:tcPr>
           <w:p>
-            <w:pPr>
-              <w:spacing w:after="20" w:line="252" w:lineRule="auto"/>
-            </w:pPr>
             <w:r>
               <w:rPr>
-                <w:b w:val="0"/>
                 <w:sz w:val="20"/>
               </w:rPr>
-              <w:t>3. Trích xuất mô hình dữ liệu (ERD từ JPA)</w:t>
+              <w:t>Quan hệ lớp</w:t>
             </w:r>
           </w:p>
         </w:tc>
@@ -1101,15 +1037,11 @@
             <w:tcW w:type="dxa" w:w="2351"/>
           </w:tcPr>
           <w:p>
-            <w:pPr>
-              <w:spacing w:after="20" w:line="252" w:lineRule="auto"/>
-            </w:pPr>
             <w:r>
               <w:rPr>
-                <w:b w:val="0"/>
                 <w:sz w:val="20"/>
               </w:rPr>
-              <w:t>\bigstar\bigstar\bigstar\bigstar\bigstar&lt;br&gt;(Trích xuất ERD trực tiếp từ Entity Java hoặc DB connection)</w:t>
+              <w:t>Ảnh có association và kế thừa</w:t>
             </w:r>
           </w:p>
         </w:tc>
@@ -1118,15 +1050,11 @@
             <w:tcW w:type="dxa" w:w="2351"/>
           </w:tcPr>
           <w:p>
-            <w:pPr>
-              <w:spacing w:after="20" w:line="252" w:lineRule="auto"/>
-            </w:pPr>
             <w:r>
               <w:rPr>
-                <w:b w:val="0"/>
                 <w:sz w:val="20"/>
               </w:rPr>
-              <w:t>\bigstar\bigstar\bigstar\bigstar&lt;br&gt;(Có hỗ trợ Data Modeling chuyên nghiệp)</w:t>
+              <w:t>Ảnh có association và kế thừa</w:t>
             </w:r>
           </w:p>
         </w:tc>
@@ -1135,15 +1063,11 @@
             <w:tcW w:type="dxa" w:w="2351"/>
           </w:tcPr>
           <w:p>
-            <w:pPr>
-              <w:spacing w:after="20" w:line="252" w:lineRule="auto"/>
-            </w:pPr>
             <w:r>
               <w:rPr>
-                <w:b w:val="0"/>
                 <w:sz w:val="20"/>
               </w:rPr>
-              <w:t>\bigstar\bigstar&lt;br&gt;(Có vẽ ERD thủ công nhưng không tự động trích xuất từ JPA Entity)</w:t>
+              <w:t>Ảnh có quan hệ entity</w:t>
             </w:r>
           </w:p>
         </w:tc>
@@ -1154,15 +1078,11 @@
             <w:tcW w:type="dxa" w:w="2351"/>
           </w:tcPr>
           <w:p>
-            <w:pPr>
-              <w:spacing w:after="20" w:line="252" w:lineRule="auto"/>
-            </w:pPr>
             <w:r>
               <w:rPr>
-                <w:b w:val="0"/>
                 <w:sz w:val="20"/>
               </w:rPr>
-              <w:t>4. Tính năng Round-trip Engineering</w:t>
+              <w:t>Dễ sử dụng trong tác vụ</w:t>
             </w:r>
           </w:p>
         </w:tc>
@@ -1171,15 +1091,11 @@
             <w:tcW w:type="dxa" w:w="2351"/>
           </w:tcPr>
           <w:p>
-            <w:pPr>
-              <w:spacing w:after="20" w:line="252" w:lineRule="auto"/>
-            </w:pPr>
             <w:r>
               <w:rPr>
-                <w:b w:val="0"/>
                 <w:sz w:val="20"/>
               </w:rPr>
-              <w:t>\bigstar\bigstar\bigstar\bigstar\bigstar&lt;br&gt;(Đồng bộ 2 chiều Model ↔ Code cực tốt)</w:t>
+              <w:t>Người thực nghiệm đánh giá thuận tiện nhất</w:t>
             </w:r>
           </w:p>
         </w:tc>
@@ -1188,15 +1104,11 @@
             <w:tcW w:type="dxa" w:w="2351"/>
           </w:tcPr>
           <w:p>
-            <w:pPr>
-              <w:spacing w:after="20" w:line="252" w:lineRule="auto"/>
-            </w:pPr>
             <w:r>
               <w:rPr>
-                <w:b w:val="0"/>
                 <w:sz w:val="20"/>
               </w:rPr>
-              <w:t>\bigstar\bigstar\bigstar\bigstar&lt;br&gt;(Hỗ trợ code synchronization mạnh)</w:t>
+              <w:t>Tìm class; đã kéo nhầm diagram và làm lại</w:t>
             </w:r>
           </w:p>
         </w:tc>
@@ -1205,15 +1117,11 @@
             <w:tcW w:type="dxa" w:w="2351"/>
           </w:tcPr>
           <w:p>
-            <w:pPr>
-              <w:spacing w:after="20" w:line="252" w:lineRule="auto"/>
-            </w:pPr>
             <w:r>
               <w:rPr>
-                <w:b w:val="0"/>
                 <w:sz w:val="20"/>
               </w:rPr>
-              <w:t>\bigstar\bigstar\bigstar&lt;br&gt;(Hỗ trợ sinh mã cơ bản, đồng bộ 2 chiều còn hạn chế)</w:t>
+              <w:t>Kéo thả khá tốn công</w:t>
             </w:r>
           </w:p>
         </w:tc>
@@ -1224,15 +1132,11 @@
             <w:tcW w:type="dxa" w:w="2351"/>
           </w:tcPr>
           <w:p>
-            <w:pPr>
-              <w:spacing w:after="20" w:line="252" w:lineRule="auto"/>
-            </w:pPr>
             <w:r>
               <w:rPr>
-                <w:b w:val="0"/>
                 <w:sz w:val="20"/>
               </w:rPr>
-              <w:t>5. Khả năng tự động xuất báo cáo (Doc. Generator)</w:t>
+              <w:t>Round-trip và hiệu năng</w:t>
             </w:r>
           </w:p>
         </w:tc>
@@ -1241,15 +1145,11 @@
             <w:tcW w:type="dxa" w:w="2351"/>
           </w:tcPr>
           <w:p>
-            <w:pPr>
-              <w:spacing w:after="20" w:line="252" w:lineRule="auto"/>
-            </w:pPr>
             <w:r>
               <w:rPr>
-                <w:b w:val="0"/>
                 <w:sz w:val="20"/>
               </w:rPr>
-              <w:t>\bigstar\bigstar\bigstar\bigstar\bigstar&lt;br&gt;(Công cụ Doc. Composer xuất tài liệu HTML/Word/PDF mẫu chuẩn)</w:t>
+              <w:t>Chưa đủ minh chứng để chấm</w:t>
             </w:r>
           </w:p>
         </w:tc>
@@ -1258,15 +1158,11 @@
             <w:tcW w:type="dxa" w:w="2351"/>
           </w:tcPr>
           <w:p>
-            <w:pPr>
-              <w:spacing w:after="20" w:line="252" w:lineRule="auto"/>
-            </w:pPr>
             <w:r>
               <w:rPr>
-                <w:b w:val="0"/>
                 <w:sz w:val="20"/>
               </w:rPr>
-              <w:t>\bigstar\bigstar\bigstar\bigstar&lt;br&gt;(Xuất RTF/HTML tốt nhưng template cấu hình phức tạp)</w:t>
+              <w:t>Chưa đủ minh chứng để chấm</w:t>
             </w:r>
           </w:p>
         </w:tc>
@@ -1275,15 +1171,11 @@
             <w:tcW w:type="dxa" w:w="2351"/>
           </w:tcPr>
           <w:p>
-            <w:pPr>
-              <w:spacing w:after="20" w:line="252" w:lineRule="auto"/>
-            </w:pPr>
             <w:r>
               <w:rPr>
-                <w:b w:val="0"/>
                 <w:sz w:val="20"/>
               </w:rPr>
-              <w:t>\bigstar\bigstar\bigstar&lt;br&gt;(Hỗ trợ xuất HTML/PDF sơ bộ, thiếu công cụ soạn mẫu tài liệu linh hoạt)</w:t>
+              <w:t>Chưa đủ minh chứng để chấm</w:t>
             </w:r>
           </w:p>
         </w:tc>
@@ -1294,15 +1186,11 @@
             <w:tcW w:type="dxa" w:w="2351"/>
           </w:tcPr>
           <w:p>
-            <w:pPr>
-              <w:spacing w:after="20" w:line="252" w:lineRule="auto"/>
-            </w:pPr>
             <w:r>
               <w:rPr>
-                <w:b w:val="0"/>
                 <w:sz w:val="20"/>
               </w:rPr>
-              <w:t>6. Khả năng tiếp cận &amp; Chi phí (Bản quyền)</w:t>
+              <w:t>Chọn theo tác vụ đã thử</w:t>
             </w:r>
           </w:p>
         </w:tc>
@@ -1311,15 +1199,11 @@
             <w:tcW w:type="dxa" w:w="2351"/>
           </w:tcPr>
           <w:p>
-            <w:pPr>
-              <w:spacing w:after="20" w:line="252" w:lineRule="auto"/>
-            </w:pPr>
             <w:r>
               <w:rPr>
-                <w:b w:val="0"/>
                 <w:sz w:val="20"/>
               </w:rPr>
-              <w:t>\bigstar\bigstar\bigstar\text{\textonehalf}&lt;br&gt;(Bản Enterprise là Evaluation 30 ngày; có bản Community miễn phí cơ bản làm dự phòng)</w:t>
+              <w:t>Chọn Visual Paradigm</w:t>
             </w:r>
           </w:p>
         </w:tc>
@@ -1328,15 +1212,11 @@
             <w:tcW w:type="dxa" w:w="2351"/>
           </w:tcPr>
           <w:p>
-            <w:pPr>
-              <w:spacing w:after="20" w:line="252" w:lineRule="auto"/>
-            </w:pPr>
             <w:r>
               <w:rPr>
-                <w:b w:val="0"/>
                 <w:sz w:val="20"/>
               </w:rPr>
-              <w:t>\bigstar\bigstar&lt;br&gt;(Chỉ có 30 ngày trial, sau đó khóa file, giá license rất đắt)</w:t>
+              <w:t>Có chức năng tự tạo sơ đồ</w:t>
             </w:r>
           </w:p>
         </w:tc>
@@ -1345,15 +1225,11 @@
             <w:tcW w:type="dxa" w:w="2351"/>
           </w:tcPr>
           <w:p>
-            <w:pPr>
-              <w:spacing w:after="20" w:line="252" w:lineRule="auto"/>
-            </w:pPr>
             <w:r>
               <w:rPr>
-                <w:b w:val="0"/>
                 <w:sz w:val="20"/>
               </w:rPr>
-              <w:t>\bigstar\bigstar\bigstar\text{\textonehalf}&lt;br&gt;(Cài đặt siêu nhanh ~100MB, Trial Mode không khóa ngày nhưng hiện popup nhắc mua)</w:t>
+              <w:t>Có chức năng tự tạo sơ đồ</w:t>
             </w:r>
           </w:p>
         </w:tc>
@@ -2069,14 +1945,7 @@
             <w:tcW w:type="dxa" w:w="1344"/>
           </w:tcPr>
           <w:p>
-            <w:pPr>
-              <w:spacing w:after="20" w:line="252" w:lineRule="auto"/>
-            </w:pPr>
             <w:r>
-              <w:rPr>
-                <w:b/>
-                <w:sz w:val="20"/>
-              </w:rPr>
               <w:t>STT</w:t>
             </w:r>
           </w:p>
@@ -2086,15 +1955,8 @@
             <w:tcW w:type="dxa" w:w="1344"/>
           </w:tcPr>
           <w:p>
-            <w:pPr>
-              <w:spacing w:after="20" w:line="252" w:lineRule="auto"/>
-            </w:pPr>
             <w:r>
-              <w:rPr>
-                <w:b/>
-                <w:sz w:val="20"/>
-              </w:rPr>
-              <w:t>Tiêu chí đánh giá kỹ thuật (Evaluation Factor)</w:t>
+              <w:t>Tiêu chí thực nghiệm</w:t>
             </w:r>
           </w:p>
         </w:tc>
@@ -2103,15 +1965,8 @@
             <w:tcW w:type="dxa" w:w="1344"/>
           </w:tcPr>
           <w:p>
-            <w:pPr>
-              <w:spacing w:after="20" w:line="252" w:lineRule="auto"/>
-            </w:pPr>
             <w:r>
-              <w:rPr>
-                <w:b/>
-                <w:sz w:val="20"/>
-              </w:rPr>
-              <w:t>Trọng số (%)</w:t>
+              <w:t>Trọng số</w:t>
             </w:r>
           </w:p>
         </w:tc>
@@ -2120,14 +1975,7 @@
             <w:tcW w:type="dxa" w:w="1344"/>
           </w:tcPr>
           <w:p>
-            <w:pPr>
-              <w:spacing w:after="20" w:line="252" w:lineRule="auto"/>
-            </w:pPr>
             <w:r>
-              <w:rPr>
-                <w:b/>
-                <w:sz w:val="20"/>
-              </w:rPr>
               <w:t>Visual Paradigm</w:t>
             </w:r>
           </w:p>
@@ -2137,14 +1985,7 @@
             <w:tcW w:type="dxa" w:w="1344"/>
           </w:tcPr>
           <w:p>
-            <w:pPr>
-              <w:spacing w:after="20" w:line="252" w:lineRule="auto"/>
-            </w:pPr>
             <w:r>
-              <w:rPr>
-                <w:b/>
-                <w:sz w:val="20"/>
-              </w:rPr>
               <w:t>Enterprise Architect</w:t>
             </w:r>
           </w:p>
@@ -2154,14 +1995,7 @@
             <w:tcW w:type="dxa" w:w="1344"/>
           </w:tcPr>
           <w:p>
-            <w:pPr>
-              <w:spacing w:after="20" w:line="252" w:lineRule="auto"/>
-            </w:pPr>
             <w:r>
-              <w:rPr>
-                <w:b/>
-                <w:sz w:val="20"/>
-              </w:rPr>
               <w:t>StarUML</w:t>
             </w:r>
           </w:p>
@@ -2171,15 +2005,8 @@
             <w:tcW w:type="dxa" w:w="1344"/>
           </w:tcPr>
           <w:p>
-            <w:pPr>
-              <w:spacing w:after="20" w:line="252" w:lineRule="auto"/>
-            </w:pPr>
             <w:r>
-              <w:rPr>
-                <w:b/>
-                <w:sz w:val="20"/>
-              </w:rPr>
-              <w:t>Ưu thế thuộc về</w:t>
+              <w:t>Nhận xét</w:t>
             </w:r>
           </w:p>
         </w:tc>
@@ -2190,12 +2017,8 @@
             <w:tcW w:type="dxa" w:w="1344"/>
           </w:tcPr>
           <w:p>
-            <w:pPr>
-              <w:spacing w:after="20" w:line="252" w:lineRule="auto"/>
-            </w:pPr>
             <w:r>
               <w:rPr>
-                <w:b w:val="0"/>
                 <w:sz w:val="20"/>
               </w:rPr>
               <w:t>1</w:t>
@@ -2207,15 +2030,11 @@
             <w:tcW w:type="dxa" w:w="1344"/>
           </w:tcPr>
           <w:p>
-            <w:pPr>
-              <w:spacing w:after="20" w:line="252" w:lineRule="auto"/>
-            </w:pPr>
             <w:r>
               <w:rPr>
-                <w:b w:val="0"/>
                 <w:sz w:val="20"/>
               </w:rPr>
-              <w:t>Hiệu năng &amp; Nhẹ nhàng (Performance &amp; Speed)</w:t>
+              <w:t>Sơ đồ theo package</w:t>
             </w:r>
           </w:p>
         </w:tc>
@@ -2224,15 +2043,11 @@
             <w:tcW w:type="dxa" w:w="1344"/>
           </w:tcPr>
           <w:p>
-            <w:pPr>
-              <w:spacing w:after="20" w:line="252" w:lineRule="auto"/>
-            </w:pPr>
             <w:r>
               <w:rPr>
-                <w:b w:val="0"/>
                 <w:sz w:val="20"/>
               </w:rPr>
-              <w:t>15%</w:t>
+              <w:t>—</w:t>
             </w:r>
           </w:p>
         </w:tc>
@@ -2241,15 +2056,11 @@
             <w:tcW w:type="dxa" w:w="1344"/>
           </w:tcPr>
           <w:p>
-            <w:pPr>
-              <w:spacing w:after="20" w:line="252" w:lineRule="auto"/>
-            </w:pPr>
             <w:r>
               <w:rPr>
-                <w:b w:val="0"/>
                 <w:sz w:val="20"/>
               </w:rPr>
-              <w:t>2.5 (0.375)</w:t>
+              <w:t>Chọn package → tạo Class Diagram</w:t>
             </w:r>
           </w:p>
         </w:tc>
@@ -2258,15 +2069,11 @@
             <w:tcW w:type="dxa" w:w="1344"/>
           </w:tcPr>
           <w:p>
-            <w:pPr>
-              <w:spacing w:after="20" w:line="252" w:lineRule="auto"/>
-            </w:pPr>
             <w:r>
               <w:rPr>
-                <w:b w:val="0"/>
                 <w:sz w:val="20"/>
               </w:rPr>
-              <w:t>3.5 (0.525)</w:t>
+              <w:t>Tự tạo khi import nếu bật tùy chọn</w:t>
             </w:r>
           </w:p>
         </w:tc>
@@ -2275,15 +2082,11 @@
             <w:tcW w:type="dxa" w:w="1344"/>
           </w:tcPr>
           <w:p>
-            <w:pPr>
-              <w:spacing w:after="20" w:line="252" w:lineRule="auto"/>
-            </w:pPr>
             <w:r>
               <w:rPr>
-                <w:b w:val="0"/>
                 <w:sz w:val="20"/>
               </w:rPr>
-              <w:t>5.0 (0.750)</w:t>
+              <w:t>Có overview/hierarchy</w:t>
             </w:r>
           </w:p>
         </w:tc>
@@ -2292,15 +2095,11 @@
             <w:tcW w:type="dxa" w:w="1344"/>
           </w:tcPr>
           <w:p>
-            <w:pPr>
-              <w:spacing w:after="20" w:line="252" w:lineRule="auto"/>
-            </w:pPr>
             <w:r>
               <w:rPr>
-                <w:b w:val="0"/>
                 <w:sz w:val="20"/>
               </w:rPr>
-              <w:t>🟢 StarUML</w:t>
+              <w:t>Cả ba có hỗ trợ</w:t>
             </w:r>
           </w:p>
         </w:tc>
@@ -2311,12 +2110,8 @@
             <w:tcW w:type="dxa" w:w="1344"/>
           </w:tcPr>
           <w:p>
-            <w:pPr>
-              <w:spacing w:after="20" w:line="252" w:lineRule="auto"/>
-            </w:pPr>
             <w:r>
               <w:rPr>
-                <w:b w:val="0"/>
                 <w:sz w:val="20"/>
               </w:rPr>
               <w:t>2</w:t>
@@ -2328,15 +2123,11 @@
             <w:tcW w:type="dxa" w:w="1344"/>
           </w:tcPr>
           <w:p>
-            <w:pPr>
-              <w:spacing w:after="20" w:line="252" w:lineRule="auto"/>
-            </w:pPr>
             <w:r>
               <w:rPr>
-                <w:b w:val="0"/>
                 <w:sz w:val="20"/>
               </w:rPr>
-              <w:t>Quy mô lớn &amp; Truy vết (Enterprise Scalability)</w:t>
+              <w:t>Gom sơ đồ tổng quan</w:t>
             </w:r>
           </w:p>
         </w:tc>
@@ -2345,15 +2136,11 @@
             <w:tcW w:type="dxa" w:w="1344"/>
           </w:tcPr>
           <w:p>
-            <w:pPr>
-              <w:spacing w:after="20" w:line="252" w:lineRule="auto"/>
-            </w:pPr>
             <w:r>
               <w:rPr>
-                <w:b w:val="0"/>
                 <w:sz w:val="20"/>
               </w:rPr>
-              <w:t>15%</w:t>
+              <w:t>—</w:t>
             </w:r>
           </w:p>
         </w:tc>
@@ -2362,15 +2149,11 @@
             <w:tcW w:type="dxa" w:w="1344"/>
           </w:tcPr>
           <w:p>
-            <w:pPr>
-              <w:spacing w:after="20" w:line="252" w:lineRule="auto"/>
-            </w:pPr>
             <w:r>
               <w:rPr>
-                <w:b w:val="0"/>
                 <w:sz w:val="20"/>
               </w:rPr>
-              <w:t>4.0 (0.600)</w:t>
+              <w:t>Thuận tiện; ít kéo từng class</w:t>
             </w:r>
           </w:p>
         </w:tc>
@@ -2379,15 +2162,11 @@
             <w:tcW w:type="dxa" w:w="1344"/>
           </w:tcPr>
           <w:p>
-            <w:pPr>
-              <w:spacing w:after="20" w:line="252" w:lineRule="auto"/>
-            </w:pPr>
             <w:r>
               <w:rPr>
-                <w:b w:val="0"/>
                 <w:sz w:val="20"/>
               </w:rPr>
-              <w:t>5.0 (0.750)</w:t>
+              <w:t>Quy trình đang thử: kéo class, thêm phần tử liên quan</w:t>
             </w:r>
           </w:p>
         </w:tc>
@@ -2396,15 +2175,11 @@
             <w:tcW w:type="dxa" w:w="1344"/>
           </w:tcPr>
           <w:p>
-            <w:pPr>
-              <w:spacing w:after="20" w:line="252" w:lineRule="auto"/>
-            </w:pPr>
             <w:r>
               <w:rPr>
-                <w:b w:val="0"/>
                 <w:sz w:val="20"/>
               </w:rPr>
-              <w:t>2.5 (0.375)</w:t>
+              <w:t>Nhiều thao tác gom và chỉnh bố cục</w:t>
             </w:r>
           </w:p>
         </w:tc>
@@ -2413,15 +2188,11 @@
             <w:tcW w:type="dxa" w:w="1344"/>
           </w:tcPr>
           <w:p>
-            <w:pPr>
-              <w:spacing w:after="20" w:line="252" w:lineRule="auto"/>
-            </w:pPr>
             <w:r>
               <w:rPr>
-                <w:b w:val="0"/>
                 <w:sz w:val="20"/>
               </w:rPr>
-              <w:t>🔴 Enterprise Architect</w:t>
+              <w:t>VP trong lần thử</w:t>
             </w:r>
           </w:p>
         </w:tc>
@@ -2432,12 +2203,8 @@
             <w:tcW w:type="dxa" w:w="1344"/>
           </w:tcPr>
           <w:p>
-            <w:pPr>
-              <w:spacing w:after="20" w:line="252" w:lineRule="auto"/>
-            </w:pPr>
             <w:r>
               <w:rPr>
-                <w:b w:val="0"/>
                 <w:sz w:val="20"/>
               </w:rPr>
               <w:t>3</w:t>
@@ -2449,15 +2216,11 @@
             <w:tcW w:type="dxa" w:w="1344"/>
           </w:tcPr>
           <w:p>
-            <w:pPr>
-              <w:spacing w:after="20" w:line="252" w:lineRule="auto"/>
-            </w:pPr>
             <w:r>
               <w:rPr>
-                <w:b w:val="0"/>
                 <w:sz w:val="20"/>
               </w:rPr>
-              <w:t>Tự động hóa Đảo ngược (Reverse &amp; Auto-Layout)</w:t>
+              <w:t>Quan hệ lớp</w:t>
             </w:r>
           </w:p>
         </w:tc>
@@ -2466,15 +2229,11 @@
             <w:tcW w:type="dxa" w:w="1344"/>
           </w:tcPr>
           <w:p>
-            <w:pPr>
-              <w:spacing w:after="20" w:line="252" w:lineRule="auto"/>
-            </w:pPr>
             <w:r>
               <w:rPr>
-                <w:b w:val="0"/>
                 <w:sz w:val="20"/>
               </w:rPr>
-              <w:t>25%</w:t>
+              <w:t>—</w:t>
             </w:r>
           </w:p>
         </w:tc>
@@ -2483,15 +2242,11 @@
             <w:tcW w:type="dxa" w:w="1344"/>
           </w:tcPr>
           <w:p>
-            <w:pPr>
-              <w:spacing w:after="20" w:line="252" w:lineRule="auto"/>
-            </w:pPr>
             <w:r>
               <w:rPr>
-                <w:b w:val="0"/>
                 <w:sz w:val="20"/>
               </w:rPr>
-              <w:t>4.5 (1.125)</w:t>
+              <w:t>Ảnh có association và kế thừa</w:t>
             </w:r>
           </w:p>
         </w:tc>
@@ -2500,15 +2255,11 @@
             <w:tcW w:type="dxa" w:w="1344"/>
           </w:tcPr>
           <w:p>
-            <w:pPr>
-              <w:spacing w:after="20" w:line="252" w:lineRule="auto"/>
-            </w:pPr>
             <w:r>
               <w:rPr>
-                <w:b w:val="0"/>
                 <w:sz w:val="20"/>
               </w:rPr>
-              <w:t>3.5 (0.875)</w:t>
+              <w:t>Ảnh có association và kế thừa</w:t>
             </w:r>
           </w:p>
         </w:tc>
@@ -2517,15 +2268,11 @@
             <w:tcW w:type="dxa" w:w="1344"/>
           </w:tcPr>
           <w:p>
-            <w:pPr>
-              <w:spacing w:after="20" w:line="252" w:lineRule="auto"/>
-            </w:pPr>
             <w:r>
               <w:rPr>
-                <w:b w:val="0"/>
                 <w:sz w:val="20"/>
               </w:rPr>
-              <w:t>2.0 (0.500)</w:t>
+              <w:t>Ảnh có quan hệ entity</w:t>
             </w:r>
           </w:p>
         </w:tc>
@@ -2534,15 +2281,11 @@
             <w:tcW w:type="dxa" w:w="1344"/>
           </w:tcPr>
           <w:p>
-            <w:pPr>
-              <w:spacing w:after="20" w:line="252" w:lineRule="auto"/>
-            </w:pPr>
             <w:r>
               <w:rPr>
-                <w:b w:val="0"/>
                 <w:sz w:val="20"/>
               </w:rPr>
-              <w:t>🔵 Visual Paradigm</w:t>
+              <w:t>Đối chiếu với mã</w:t>
             </w:r>
           </w:p>
         </w:tc>
@@ -2553,12 +2296,8 @@
             <w:tcW w:type="dxa" w:w="1344"/>
           </w:tcPr>
           <w:p>
-            <w:pPr>
-              <w:spacing w:after="20" w:line="252" w:lineRule="auto"/>
-            </w:pPr>
             <w:r>
               <w:rPr>
-                <w:b w:val="0"/>
                 <w:sz w:val="20"/>
               </w:rPr>
               <w:t>4</w:t>
@@ -2570,15 +2309,11 @@
             <w:tcW w:type="dxa" w:w="1344"/>
           </w:tcPr>
           <w:p>
-            <w:pPr>
-              <w:spacing w:after="20" w:line="252" w:lineRule="auto"/>
-            </w:pPr>
             <w:r>
               <w:rPr>
-                <w:b w:val="0"/>
                 <w:sz w:val="20"/>
               </w:rPr>
-              <w:t>Đồng bộ Round-trip &amp; ERD (Round-trip &amp; Data Model)</w:t>
+              <w:t>Dễ sử dụng trong tác vụ</w:t>
             </w:r>
           </w:p>
         </w:tc>
@@ -2587,15 +2322,11 @@
             <w:tcW w:type="dxa" w:w="1344"/>
           </w:tcPr>
           <w:p>
-            <w:pPr>
-              <w:spacing w:after="20" w:line="252" w:lineRule="auto"/>
-            </w:pPr>
             <w:r>
               <w:rPr>
-                <w:b w:val="0"/>
                 <w:sz w:val="20"/>
               </w:rPr>
-              <w:t>20%</w:t>
+              <w:t>—</w:t>
             </w:r>
           </w:p>
         </w:tc>
@@ -2604,15 +2335,11 @@
             <w:tcW w:type="dxa" w:w="1344"/>
           </w:tcPr>
           <w:p>
-            <w:pPr>
-              <w:spacing w:after="20" w:line="252" w:lineRule="auto"/>
-            </w:pPr>
             <w:r>
               <w:rPr>
-                <w:b w:val="0"/>
                 <w:sz w:val="20"/>
               </w:rPr>
-              <w:t>4.5 (0.900)</w:t>
+              <w:t>Người thực nghiệm đánh giá thuận tiện nhất</w:t>
             </w:r>
           </w:p>
         </w:tc>
@@ -2621,15 +2348,11 @@
             <w:tcW w:type="dxa" w:w="1344"/>
           </w:tcPr>
           <w:p>
-            <w:pPr>
-              <w:spacing w:after="20" w:line="252" w:lineRule="auto"/>
-            </w:pPr>
             <w:r>
               <w:rPr>
-                <w:b w:val="0"/>
                 <w:sz w:val="20"/>
               </w:rPr>
-              <w:t>4.0 (0.800)</w:t>
+              <w:t>Tìm class; đã kéo nhầm diagram và làm lại</w:t>
             </w:r>
           </w:p>
         </w:tc>
@@ -2638,15 +2361,11 @@
             <w:tcW w:type="dxa" w:w="1344"/>
           </w:tcPr>
           <w:p>
-            <w:pPr>
-              <w:spacing w:after="20" w:line="252" w:lineRule="auto"/>
-            </w:pPr>
             <w:r>
               <w:rPr>
-                <w:b w:val="0"/>
                 <w:sz w:val="20"/>
               </w:rPr>
-              <w:t>2.0 (0.400)</w:t>
+              <w:t>Kéo thả khá tốn công</w:t>
             </w:r>
           </w:p>
         </w:tc>
@@ -2655,15 +2374,11 @@
             <w:tcW w:type="dxa" w:w="1344"/>
           </w:tcPr>
           <w:p>
-            <w:pPr>
-              <w:spacing w:after="20" w:line="252" w:lineRule="auto"/>
-            </w:pPr>
             <w:r>
               <w:rPr>
-                <w:b w:val="0"/>
                 <w:sz w:val="20"/>
               </w:rPr>
-              <w:t>🔵 Visual Paradigm</w:t>
+              <w:t>VP trong lần thử</w:t>
             </w:r>
           </w:p>
         </w:tc>
@@ -2674,12 +2389,8 @@
             <w:tcW w:type="dxa" w:w="1344"/>
           </w:tcPr>
           <w:p>
-            <w:pPr>
-              <w:spacing w:after="20" w:line="252" w:lineRule="auto"/>
-            </w:pPr>
             <w:r>
               <w:rPr>
-                <w:b w:val="0"/>
                 <w:sz w:val="20"/>
               </w:rPr>
               <w:t>5</w:t>
@@ -2691,15 +2402,11 @@
             <w:tcW w:type="dxa" w:w="1344"/>
           </w:tcPr>
           <w:p>
-            <w:pPr>
-              <w:spacing w:after="20" w:line="252" w:lineRule="auto"/>
-            </w:pPr>
             <w:r>
               <w:rPr>
-                <w:b w:val="0"/>
                 <w:sz w:val="20"/>
               </w:rPr>
-              <w:t>Giao diện &amp; Dễ học (UI/UX &amp; Usability)</w:t>
+              <w:t>Round-trip và hiệu năng</w:t>
             </w:r>
           </w:p>
         </w:tc>
@@ -2708,15 +2415,11 @@
             <w:tcW w:type="dxa" w:w="1344"/>
           </w:tcPr>
           <w:p>
-            <w:pPr>
-              <w:spacing w:after="20" w:line="252" w:lineRule="auto"/>
-            </w:pPr>
             <w:r>
               <w:rPr>
-                <w:b w:val="0"/>
                 <w:sz w:val="20"/>
               </w:rPr>
-              <w:t>15%</w:t>
+              <w:t>—</w:t>
             </w:r>
           </w:p>
         </w:tc>
@@ -2725,15 +2428,11 @@
             <w:tcW w:type="dxa" w:w="1344"/>
           </w:tcPr>
           <w:p>
-            <w:pPr>
-              <w:spacing w:after="20" w:line="252" w:lineRule="auto"/>
-            </w:pPr>
             <w:r>
               <w:rPr>
-                <w:b w:val="0"/>
                 <w:sz w:val="20"/>
               </w:rPr>
-              <w:t>3.0 (0.450)</w:t>
+              <w:t>Chưa đủ minh chứng để chấm</w:t>
             </w:r>
           </w:p>
         </w:tc>
@@ -2742,15 +2441,11 @@
             <w:tcW w:type="dxa" w:w="1344"/>
           </w:tcPr>
           <w:p>
-            <w:pPr>
-              <w:spacing w:after="20" w:line="252" w:lineRule="auto"/>
-            </w:pPr>
             <w:r>
               <w:rPr>
-                <w:b w:val="0"/>
                 <w:sz w:val="20"/>
               </w:rPr>
-              <w:t>2.0 (0.300)</w:t>
+              <w:t>Chưa đủ minh chứng để chấm</w:t>
             </w:r>
           </w:p>
         </w:tc>
@@ -2759,15 +2454,11 @@
             <w:tcW w:type="dxa" w:w="1344"/>
           </w:tcPr>
           <w:p>
-            <w:pPr>
-              <w:spacing w:after="20" w:line="252" w:lineRule="auto"/>
-            </w:pPr>
             <w:r>
               <w:rPr>
-                <w:b w:val="0"/>
                 <w:sz w:val="20"/>
               </w:rPr>
-              <w:t>4.5 (0.675)</w:t>
+              <w:t>Chưa đủ minh chứng để chấm</w:t>
             </w:r>
           </w:p>
         </w:tc>
@@ -2776,15 +2467,11 @@
             <w:tcW w:type="dxa" w:w="1344"/>
           </w:tcPr>
           <w:p>
-            <w:pPr>
-              <w:spacing w:after="20" w:line="252" w:lineRule="auto"/>
-            </w:pPr>
             <w:r>
               <w:rPr>
-                <w:b w:val="0"/>
                 <w:sz w:val="20"/>
               </w:rPr>
-              <w:t>🟢 StarUML</w:t>
+              <w:t>Chưa kết luận</w:t>
             </w:r>
           </w:p>
         </w:tc>
@@ -2795,15 +2482,11 @@
             <w:tcW w:type="dxa" w:w="1344"/>
           </w:tcPr>
           <w:p>
-            <w:pPr>
-              <w:spacing w:after="20" w:line="252" w:lineRule="auto"/>
-            </w:pPr>
             <w:r>
               <w:rPr>
-                <w:b w:val="0"/>
                 <w:sz w:val="20"/>
               </w:rPr>
-              <w:t>6</w:t>
+              <w:t>KẾT LUẬN</w:t>
             </w:r>
           </w:p>
         </w:tc>
@@ -2812,15 +2495,11 @@
             <w:tcW w:type="dxa" w:w="1344"/>
           </w:tcPr>
           <w:p>
-            <w:pPr>
-              <w:spacing w:after="20" w:line="252" w:lineRule="auto"/>
-            </w:pPr>
             <w:r>
               <w:rPr>
-                <w:b w:val="0"/>
                 <w:sz w:val="20"/>
               </w:rPr>
-              <w:t>Linh hoạt Trial &amp; Chi phí (Cost &amp; Trial Policy)</w:t>
+              <w:t>Chọn theo tác vụ đã thử</w:t>
             </w:r>
           </w:p>
         </w:tc>
@@ -2829,15 +2508,11 @@
             <w:tcW w:type="dxa" w:w="1344"/>
           </w:tcPr>
           <w:p>
-            <w:pPr>
-              <w:spacing w:after="20" w:line="252" w:lineRule="auto"/>
-            </w:pPr>
             <w:r>
               <w:rPr>
-                <w:b w:val="0"/>
                 <w:sz w:val="20"/>
               </w:rPr>
-              <w:t>10%</w:t>
+              <w:t>—</w:t>
             </w:r>
           </w:p>
         </w:tc>
@@ -2846,15 +2521,11 @@
             <w:tcW w:type="dxa" w:w="1344"/>
           </w:tcPr>
           <w:p>
-            <w:pPr>
-              <w:spacing w:after="20" w:line="252" w:lineRule="auto"/>
-            </w:pPr>
             <w:r>
               <w:rPr>
-                <w:b w:val="0"/>
                 <w:sz w:val="20"/>
               </w:rPr>
-              <w:t>3.0 (0.300)</w:t>
+              <w:t>Chọn Visual Paradigm</w:t>
             </w:r>
           </w:p>
         </w:tc>
@@ -2863,15 +2534,11 @@
             <w:tcW w:type="dxa" w:w="1344"/>
           </w:tcPr>
           <w:p>
-            <w:pPr>
-              <w:spacing w:after="20" w:line="252" w:lineRule="auto"/>
-            </w:pPr>
             <w:r>
               <w:rPr>
-                <w:b w:val="0"/>
                 <w:sz w:val="20"/>
               </w:rPr>
-              <w:t>1.5 (0.150)</w:t>
+              <w:t>Có chức năng tự tạo sơ đồ</w:t>
             </w:r>
           </w:p>
         </w:tc>
@@ -2880,15 +2547,11 @@
             <w:tcW w:type="dxa" w:w="1344"/>
           </w:tcPr>
           <w:p>
-            <w:pPr>
-              <w:spacing w:after="20" w:line="252" w:lineRule="auto"/>
-            </w:pPr>
             <w:r>
               <w:rPr>
-                <w:b w:val="0"/>
                 <w:sz w:val="20"/>
               </w:rPr>
-              <w:t>4.0 (0.400)</w:t>
+              <w:t>Có chức năng tự tạo sơ đồ</w:t>
             </w:r>
           </w:p>
         </w:tc>
@@ -2897,253 +2560,11 @@
             <w:tcW w:type="dxa" w:w="1344"/>
           </w:tcPr>
           <w:p>
-            <w:pPr>
-              <w:spacing w:after="20" w:line="252" w:lineRule="auto"/>
-            </w:pPr>
             <w:r>
               <w:rPr>
-                <w:b w:val="0"/>
                 <w:sz w:val="20"/>
               </w:rPr>
-              <w:t>🟢 StarUML</w:t>
-            </w:r>
-          </w:p>
-        </w:tc>
-      </w:tr>
-      <w:tr>
-        <w:tc>
-          <w:tcPr>
-            <w:tcW w:type="dxa" w:w="1344"/>
-          </w:tcPr>
-          <w:p>
-            <w:pPr>
-              <w:spacing w:after="20" w:line="252" w:lineRule="auto"/>
-            </w:pPr>
-            <w:r>
-              <w:rPr>
-                <w:b w:val="0"/>
-                <w:sz w:val="20"/>
-              </w:rPr>
-              <w:t>TỔNG</w:t>
-            </w:r>
-          </w:p>
-        </w:tc>
-        <w:tc>
-          <w:tcPr>
-            <w:tcW w:type="dxa" w:w="1344"/>
-          </w:tcPr>
-          <w:p>
-            <w:pPr>
-              <w:spacing w:after="20" w:line="252" w:lineRule="auto"/>
-            </w:pPr>
-            <w:r>
-              <w:rPr>
-                <w:b w:val="0"/>
-                <w:sz w:val="20"/>
-              </w:rPr>
-              <w:t>ĐIỂM ĐÁNH GIÁ TỔNG HỢP CÓ TRỌNG SỐ</w:t>
-            </w:r>
-          </w:p>
-        </w:tc>
-        <w:tc>
-          <w:tcPr>
-            <w:tcW w:type="dxa" w:w="1344"/>
-          </w:tcPr>
-          <w:p>
-            <w:pPr>
-              <w:spacing w:after="20" w:line="252" w:lineRule="auto"/>
-            </w:pPr>
-            <w:r>
-              <w:rPr>
-                <w:b w:val="0"/>
-                <w:sz w:val="20"/>
-              </w:rPr>
-              <w:t>100%</w:t>
-            </w:r>
-          </w:p>
-        </w:tc>
-        <w:tc>
-          <w:tcPr>
-            <w:tcW w:type="dxa" w:w="1344"/>
-          </w:tcPr>
-          <w:p>
-            <w:pPr>
-              <w:spacing w:after="20" w:line="252" w:lineRule="auto"/>
-            </w:pPr>
-            <w:r>
-              <w:rPr>
-                <w:b w:val="0"/>
-                <w:sz w:val="20"/>
-              </w:rPr>
-              <w:t>3.75 / 5.00</w:t>
-            </w:r>
-          </w:p>
-        </w:tc>
-        <w:tc>
-          <w:tcPr>
-            <w:tcW w:type="dxa" w:w="1344"/>
-          </w:tcPr>
-          <w:p>
-            <w:pPr>
-              <w:spacing w:after="20" w:line="252" w:lineRule="auto"/>
-            </w:pPr>
-            <w:r>
-              <w:rPr>
-                <w:b w:val="0"/>
-                <w:sz w:val="20"/>
-              </w:rPr>
-              <w:t>3.40 / 5.00</w:t>
-            </w:r>
-          </w:p>
-        </w:tc>
-        <w:tc>
-          <w:tcPr>
-            <w:tcW w:type="dxa" w:w="1344"/>
-          </w:tcPr>
-          <w:p>
-            <w:pPr>
-              <w:spacing w:after="20" w:line="252" w:lineRule="auto"/>
-            </w:pPr>
-            <w:r>
-              <w:rPr>
-                <w:b w:val="0"/>
-                <w:sz w:val="20"/>
-              </w:rPr>
-              <w:t>3.10 / 5.00</w:t>
-            </w:r>
-          </w:p>
-        </w:tc>
-        <w:tc>
-          <w:tcPr>
-            <w:tcW w:type="dxa" w:w="1344"/>
-          </w:tcPr>
-          <w:p>
-            <w:pPr>
-              <w:spacing w:after="20" w:line="252" w:lineRule="auto"/>
-            </w:pPr>
-            <w:r>
-              <w:rPr>
-                <w:b w:val="0"/>
-                <w:sz w:val="20"/>
-              </w:rPr>
-            </w:r>
-          </w:p>
-        </w:tc>
-      </w:tr>
-      <w:tr>
-        <w:tc>
-          <w:tcPr>
-            <w:tcW w:type="dxa" w:w="1344"/>
-          </w:tcPr>
-          <w:p>
-            <w:pPr>
-              <w:spacing w:after="20" w:line="252" w:lineRule="auto"/>
-            </w:pPr>
-            <w:r>
-              <w:rPr>
-                <w:b w:val="0"/>
-                <w:sz w:val="20"/>
-              </w:rPr>
-              <w:t>XẾP HẠNG</w:t>
-            </w:r>
-          </w:p>
-        </w:tc>
-        <w:tc>
-          <w:tcPr>
-            <w:tcW w:type="dxa" w:w="1344"/>
-          </w:tcPr>
-          <w:p>
-            <w:pPr>
-              <w:spacing w:after="20" w:line="252" w:lineRule="auto"/>
-            </w:pPr>
-            <w:r>
-              <w:rPr>
-                <w:b w:val="0"/>
-                <w:sz w:val="20"/>
-              </w:rPr>
-            </w:r>
-          </w:p>
-        </w:tc>
-        <w:tc>
-          <w:tcPr>
-            <w:tcW w:type="dxa" w:w="1344"/>
-          </w:tcPr>
-          <w:p>
-            <w:pPr>
-              <w:spacing w:after="20" w:line="252" w:lineRule="auto"/>
-            </w:pPr>
-            <w:r>
-              <w:rPr>
-                <w:b w:val="0"/>
-                <w:sz w:val="20"/>
-              </w:rPr>
-            </w:r>
-          </w:p>
-        </w:tc>
-        <w:tc>
-          <w:tcPr>
-            <w:tcW w:type="dxa" w:w="1344"/>
-          </w:tcPr>
-          <w:p>
-            <w:pPr>
-              <w:spacing w:after="20" w:line="252" w:lineRule="auto"/>
-            </w:pPr>
-            <w:r>
-              <w:rPr>
-                <w:b w:val="0"/>
-                <w:sz w:val="20"/>
-              </w:rPr>
-              <w:t>HẠNG 1 (LỰA CHỌN PHÙ HỢP NHẤT)</w:t>
-            </w:r>
-          </w:p>
-        </w:tc>
-        <w:tc>
-          <w:tcPr>
-            <w:tcW w:type="dxa" w:w="1344"/>
-          </w:tcPr>
-          <w:p>
-            <w:pPr>
-              <w:spacing w:after="20" w:line="252" w:lineRule="auto"/>
-            </w:pPr>
-            <w:r>
-              <w:rPr>
-                <w:b w:val="0"/>
-                <w:sz w:val="20"/>
-              </w:rPr>
-              <w:t>HẠNG 2</w:t>
-            </w:r>
-          </w:p>
-        </w:tc>
-        <w:tc>
-          <w:tcPr>
-            <w:tcW w:type="dxa" w:w="1344"/>
-          </w:tcPr>
-          <w:p>
-            <w:pPr>
-              <w:spacing w:after="20" w:line="252" w:lineRule="auto"/>
-            </w:pPr>
-            <w:r>
-              <w:rPr>
-                <w:b w:val="0"/>
-                <w:sz w:val="20"/>
-              </w:rPr>
-              <w:t>HẠNG 3</w:t>
-            </w:r>
-          </w:p>
-        </w:tc>
-        <w:tc>
-          <w:tcPr>
-            <w:tcW w:type="dxa" w:w="1344"/>
-          </w:tcPr>
-          <w:p>
-            <w:pPr>
-              <w:spacing w:after="20" w:line="252" w:lineRule="auto"/>
-            </w:pPr>
-            <w:r>
-              <w:rPr>
-                <w:b w:val="0"/>
-                <w:sz w:val="20"/>
-              </w:rPr>
+              <w:t>Không tính điểm tổng</w:t>
             </w:r>
           </w:p>
         </w:tc>
@@ -3154,7 +2575,7 @@
         <w:pStyle w:val="Heading3"/>
       </w:pPr>
       <w:r>
-        <w:t>5.1. Dữ liệu trích xuất phục vụ vẽ Spider Chart (Radar Chart)</w:t>
+        <w:t>2.3. So sánh trực quan kết quả thực nghiệm ba công cụ</w:t>
       </w:r>
     </w:p>
     <w:p>
@@ -3184,15 +2605,8 @@
             <w:tcW w:type="dxa" w:w="2351"/>
           </w:tcPr>
           <w:p>
-            <w:pPr>
-              <w:spacing w:after="20" w:line="252" w:lineRule="auto"/>
-            </w:pPr>
             <w:r>
-              <w:rPr>
-                <w:b/>
-                <w:sz w:val="20"/>
-              </w:rPr>
-              <w:t>Trục đánh giá (Spider Chart Axes)</w:t>
+              <w:t>Tiêu chí thực nghiệm</w:t>
             </w:r>
           </w:p>
         </w:tc>
@@ -3201,14 +2615,7 @@
             <w:tcW w:type="dxa" w:w="2351"/>
           </w:tcPr>
           <w:p>
-            <w:pPr>
-              <w:spacing w:after="20" w:line="252" w:lineRule="auto"/>
-            </w:pPr>
             <w:r>
-              <w:rPr>
-                <w:b/>
-                <w:sz w:val="20"/>
-              </w:rPr>
               <w:t>Visual Paradigm</w:t>
             </w:r>
           </w:p>
@@ -3218,14 +2625,7 @@
             <w:tcW w:type="dxa" w:w="2351"/>
           </w:tcPr>
           <w:p>
-            <w:pPr>
-              <w:spacing w:after="20" w:line="252" w:lineRule="auto"/>
-            </w:pPr>
             <w:r>
-              <w:rPr>
-                <w:b/>
-                <w:sz w:val="20"/>
-              </w:rPr>
               <w:t>Enterprise Architect</w:t>
             </w:r>
           </w:p>
@@ -3235,14 +2635,7 @@
             <w:tcW w:type="dxa" w:w="2351"/>
           </w:tcPr>
           <w:p>
-            <w:pPr>
-              <w:spacing w:after="20" w:line="252" w:lineRule="auto"/>
-            </w:pPr>
             <w:r>
-              <w:rPr>
-                <w:b/>
-                <w:sz w:val="20"/>
-              </w:rPr>
               <w:t>StarUML</w:t>
             </w:r>
           </w:p>
@@ -3254,15 +2647,11 @@
             <w:tcW w:type="dxa" w:w="2351"/>
           </w:tcPr>
           <w:p>
-            <w:pPr>
-              <w:spacing w:after="20" w:line="252" w:lineRule="auto"/>
-            </w:pPr>
             <w:r>
               <w:rPr>
-                <w:b w:val="0"/>
                 <w:sz w:val="20"/>
               </w:rPr>
-              <w:t>Hiệu năng &amp; Nhẹ nhàng (Performance &amp; Speed)</w:t>
+              <w:t>Sơ đồ theo package</w:t>
             </w:r>
           </w:p>
         </w:tc>
@@ -3271,15 +2660,11 @@
             <w:tcW w:type="dxa" w:w="2351"/>
           </w:tcPr>
           <w:p>
-            <w:pPr>
-              <w:spacing w:after="20" w:line="252" w:lineRule="auto"/>
-            </w:pPr>
             <w:r>
               <w:rPr>
-                <w:b w:val="0"/>
                 <w:sz w:val="20"/>
               </w:rPr>
-              <w:t>2.5</w:t>
+              <w:t>Chọn package → tạo Class Diagram</w:t>
             </w:r>
           </w:p>
         </w:tc>
@@ -3288,15 +2673,11 @@
             <w:tcW w:type="dxa" w:w="2351"/>
           </w:tcPr>
           <w:p>
-            <w:pPr>
-              <w:spacing w:after="20" w:line="252" w:lineRule="auto"/>
-            </w:pPr>
             <w:r>
               <w:rPr>
-                <w:b w:val="0"/>
                 <w:sz w:val="20"/>
               </w:rPr>
-              <w:t>3.5</w:t>
+              <w:t>Tự tạo khi import nếu bật tùy chọn</w:t>
             </w:r>
           </w:p>
         </w:tc>
@@ -3305,15 +2686,11 @@
             <w:tcW w:type="dxa" w:w="2351"/>
           </w:tcPr>
           <w:p>
-            <w:pPr>
-              <w:spacing w:after="20" w:line="252" w:lineRule="auto"/>
-            </w:pPr>
             <w:r>
               <w:rPr>
-                <w:b w:val="0"/>
                 <w:sz w:val="20"/>
               </w:rPr>
-              <w:t>5.0</w:t>
+              <w:t>Có overview/hierarchy</w:t>
             </w:r>
           </w:p>
         </w:tc>
@@ -3324,15 +2701,11 @@
             <w:tcW w:type="dxa" w:w="2351"/>
           </w:tcPr>
           <w:p>
-            <w:pPr>
-              <w:spacing w:after="20" w:line="252" w:lineRule="auto"/>
-            </w:pPr>
             <w:r>
               <w:rPr>
-                <w:b w:val="0"/>
                 <w:sz w:val="20"/>
               </w:rPr>
-              <w:t>Quy mô lớn &amp; Truy vết (Enterprise Scalability)</w:t>
+              <w:t>Gom sơ đồ tổng quan</w:t>
             </w:r>
           </w:p>
         </w:tc>
@@ -3341,15 +2714,11 @@
             <w:tcW w:type="dxa" w:w="2351"/>
           </w:tcPr>
           <w:p>
-            <w:pPr>
-              <w:spacing w:after="20" w:line="252" w:lineRule="auto"/>
-            </w:pPr>
             <w:r>
               <w:rPr>
-                <w:b w:val="0"/>
                 <w:sz w:val="20"/>
               </w:rPr>
-              <w:t>4.0</w:t>
+              <w:t>Thuận tiện; ít kéo từng class</w:t>
             </w:r>
           </w:p>
         </w:tc>
@@ -3358,15 +2727,11 @@
             <w:tcW w:type="dxa" w:w="2351"/>
           </w:tcPr>
           <w:p>
-            <w:pPr>
-              <w:spacing w:after="20" w:line="252" w:lineRule="auto"/>
-            </w:pPr>
             <w:r>
               <w:rPr>
-                <w:b w:val="0"/>
                 <w:sz w:val="20"/>
               </w:rPr>
-              <w:t>5.0</w:t>
+              <w:t>Quy trình đang thử: kéo class, thêm phần tử liên quan</w:t>
             </w:r>
           </w:p>
         </w:tc>
@@ -3375,15 +2740,11 @@
             <w:tcW w:type="dxa" w:w="2351"/>
           </w:tcPr>
           <w:p>
-            <w:pPr>
-              <w:spacing w:after="20" w:line="252" w:lineRule="auto"/>
-            </w:pPr>
             <w:r>
               <w:rPr>
-                <w:b w:val="0"/>
                 <w:sz w:val="20"/>
               </w:rPr>
-              <w:t>2.5</w:t>
+              <w:t>Nhiều thao tác gom và chỉnh bố cục</w:t>
             </w:r>
           </w:p>
         </w:tc>
@@ -3394,15 +2755,11 @@
             <w:tcW w:type="dxa" w:w="2351"/>
           </w:tcPr>
           <w:p>
-            <w:pPr>
-              <w:spacing w:after="20" w:line="252" w:lineRule="auto"/>
-            </w:pPr>
             <w:r>
               <w:rPr>
-                <w:b w:val="0"/>
                 <w:sz w:val="20"/>
               </w:rPr>
-              <w:t>Tự động hóa Đảo ngược (Reverse &amp; Auto-Layout)</w:t>
+              <w:t>Quan hệ lớp</w:t>
             </w:r>
           </w:p>
         </w:tc>
@@ -3411,15 +2768,11 @@
             <w:tcW w:type="dxa" w:w="2351"/>
           </w:tcPr>
           <w:p>
-            <w:pPr>
-              <w:spacing w:after="20" w:line="252" w:lineRule="auto"/>
-            </w:pPr>
             <w:r>
               <w:rPr>
-                <w:b w:val="0"/>
                 <w:sz w:val="20"/>
               </w:rPr>
-              <w:t>4.5</w:t>
+              <w:t>Ảnh có association và kế thừa</w:t>
             </w:r>
           </w:p>
         </w:tc>
@@ -3428,15 +2781,11 @@
             <w:tcW w:type="dxa" w:w="2351"/>
           </w:tcPr>
           <w:p>
-            <w:pPr>
-              <w:spacing w:after="20" w:line="252" w:lineRule="auto"/>
-            </w:pPr>
             <w:r>
               <w:rPr>
-                <w:b w:val="0"/>
                 <w:sz w:val="20"/>
               </w:rPr>
-              <w:t>3.5</w:t>
+              <w:t>Ảnh có association và kế thừa</w:t>
             </w:r>
           </w:p>
         </w:tc>
@@ -3445,15 +2794,11 @@
             <w:tcW w:type="dxa" w:w="2351"/>
           </w:tcPr>
           <w:p>
-            <w:pPr>
-              <w:spacing w:after="20" w:line="252" w:lineRule="auto"/>
-            </w:pPr>
             <w:r>
               <w:rPr>
-                <w:b w:val="0"/>
                 <w:sz w:val="20"/>
               </w:rPr>
-              <w:t>2.0</w:t>
+              <w:t>Ảnh có quan hệ entity</w:t>
             </w:r>
           </w:p>
         </w:tc>
@@ -3464,15 +2809,11 @@
             <w:tcW w:type="dxa" w:w="2351"/>
           </w:tcPr>
           <w:p>
-            <w:pPr>
-              <w:spacing w:after="20" w:line="252" w:lineRule="auto"/>
-            </w:pPr>
             <w:r>
               <w:rPr>
-                <w:b w:val="0"/>
                 <w:sz w:val="20"/>
               </w:rPr>
-              <w:t>Đồng bộ Round-trip &amp; ERD (Round-trip &amp; Data Model)</w:t>
+              <w:t>Dễ sử dụng trong tác vụ</w:t>
             </w:r>
           </w:p>
         </w:tc>
@@ -3481,15 +2822,11 @@
             <w:tcW w:type="dxa" w:w="2351"/>
           </w:tcPr>
           <w:p>
-            <w:pPr>
-              <w:spacing w:after="20" w:line="252" w:lineRule="auto"/>
-            </w:pPr>
             <w:r>
               <w:rPr>
-                <w:b w:val="0"/>
                 <w:sz w:val="20"/>
               </w:rPr>
-              <w:t>4.5</w:t>
+              <w:t>Người thực nghiệm đánh giá thuận tiện nhất</w:t>
             </w:r>
           </w:p>
         </w:tc>
@@ -3498,15 +2835,11 @@
             <w:tcW w:type="dxa" w:w="2351"/>
           </w:tcPr>
           <w:p>
-            <w:pPr>
-              <w:spacing w:after="20" w:line="252" w:lineRule="auto"/>
-            </w:pPr>
             <w:r>
               <w:rPr>
-                <w:b w:val="0"/>
                 <w:sz w:val="20"/>
               </w:rPr>
-              <w:t>4.0</w:t>
+              <w:t>Tìm class; đã kéo nhầm diagram và làm lại</w:t>
             </w:r>
           </w:p>
         </w:tc>
@@ -3515,15 +2848,11 @@
             <w:tcW w:type="dxa" w:w="2351"/>
           </w:tcPr>
           <w:p>
-            <w:pPr>
-              <w:spacing w:after="20" w:line="252" w:lineRule="auto"/>
-            </w:pPr>
             <w:r>
               <w:rPr>
-                <w:b w:val="0"/>
                 <w:sz w:val="20"/>
               </w:rPr>
-              <w:t>2.0</w:t>
+              <w:t>Kéo thả khá tốn công</w:t>
             </w:r>
           </w:p>
         </w:tc>
@@ -3534,15 +2863,11 @@
             <w:tcW w:type="dxa" w:w="2351"/>
           </w:tcPr>
           <w:p>
-            <w:pPr>
-              <w:spacing w:after="20" w:line="252" w:lineRule="auto"/>
-            </w:pPr>
             <w:r>
               <w:rPr>
-                <w:b w:val="0"/>
                 <w:sz w:val="20"/>
               </w:rPr>
-              <w:t>Giao diện &amp; Dễ học (UI/UX &amp; Usability)</w:t>
+              <w:t>Round-trip và hiệu năng</w:t>
             </w:r>
           </w:p>
         </w:tc>
@@ -3551,15 +2876,11 @@
             <w:tcW w:type="dxa" w:w="2351"/>
           </w:tcPr>
           <w:p>
-            <w:pPr>
-              <w:spacing w:after="20" w:line="252" w:lineRule="auto"/>
-            </w:pPr>
             <w:r>
               <w:rPr>
-                <w:b w:val="0"/>
                 <w:sz w:val="20"/>
               </w:rPr>
-              <w:t>3.0</w:t>
+              <w:t>Chưa đủ minh chứng để chấm</w:t>
             </w:r>
           </w:p>
         </w:tc>
@@ -3568,15 +2889,11 @@
             <w:tcW w:type="dxa" w:w="2351"/>
           </w:tcPr>
           <w:p>
-            <w:pPr>
-              <w:spacing w:after="20" w:line="252" w:lineRule="auto"/>
-            </w:pPr>
             <w:r>
               <w:rPr>
-                <w:b w:val="0"/>
                 <w:sz w:val="20"/>
               </w:rPr>
-              <w:t>2.0</w:t>
+              <w:t>Chưa đủ minh chứng để chấm</w:t>
             </w:r>
           </w:p>
         </w:tc>
@@ -3585,15 +2902,11 @@
             <w:tcW w:type="dxa" w:w="2351"/>
           </w:tcPr>
           <w:p>
-            <w:pPr>
-              <w:spacing w:after="20" w:line="252" w:lineRule="auto"/>
-            </w:pPr>
             <w:r>
               <w:rPr>
-                <w:b w:val="0"/>
                 <w:sz w:val="20"/>
               </w:rPr>
-              <w:t>4.5</w:t>
+              <w:t>Chưa đủ minh chứng để chấm</w:t>
             </w:r>
           </w:p>
         </w:tc>
@@ -3604,15 +2917,11 @@
             <w:tcW w:type="dxa" w:w="2351"/>
           </w:tcPr>
           <w:p>
-            <w:pPr>
-              <w:spacing w:after="20" w:line="252" w:lineRule="auto"/>
-            </w:pPr>
             <w:r>
               <w:rPr>
-                <w:b w:val="0"/>
                 <w:sz w:val="20"/>
               </w:rPr>
-              <w:t>Linh hoạt Trial &amp; Chi phí (Cost &amp; Trial Policy)</w:t>
+              <w:t>Chọn theo tác vụ đã thử</w:t>
             </w:r>
           </w:p>
         </w:tc>
@@ -3621,15 +2930,11 @@
             <w:tcW w:type="dxa" w:w="2351"/>
           </w:tcPr>
           <w:p>
-            <w:pPr>
-              <w:spacing w:after="20" w:line="252" w:lineRule="auto"/>
-            </w:pPr>
             <w:r>
               <w:rPr>
-                <w:b w:val="0"/>
                 <w:sz w:val="20"/>
               </w:rPr>
-              <w:t>3.0</w:t>
+              <w:t>Chọn Visual Paradigm</w:t>
             </w:r>
           </w:p>
         </w:tc>
@@ -3638,15 +2943,11 @@
             <w:tcW w:type="dxa" w:w="2351"/>
           </w:tcPr>
           <w:p>
-            <w:pPr>
-              <w:spacing w:after="20" w:line="252" w:lineRule="auto"/>
-            </w:pPr>
             <w:r>
               <w:rPr>
-                <w:b w:val="0"/>
                 <w:sz w:val="20"/>
               </w:rPr>
-              <w:t>1.5</w:t>
+              <w:t>Có chức năng tự tạo sơ đồ</w:t>
             </w:r>
           </w:p>
         </w:tc>
@@ -3655,15 +2956,11 @@
             <w:tcW w:type="dxa" w:w="2351"/>
           </w:tcPr>
           <w:p>
-            <w:pPr>
-              <w:spacing w:after="20" w:line="252" w:lineRule="auto"/>
-            </w:pPr>
             <w:r>
               <w:rPr>
-                <w:b w:val="0"/>
                 <w:sz w:val="20"/>
               </w:rPr>
-              <w:t>4.0</w:t>
+              <w:t>Có chức năng tự tạo sơ đồ</w:t>
             </w:r>
           </w:p>
         </w:tc>
@@ -3671,10 +2968,7 @@
     </w:tbl>
     <w:p>
       <w:r>
-        <w:rPr>
-          <w:b w:val="0"/>
-        </w:rPr>
-        <w:t>• 📊 Tệp hình ảnh biểu đồ Radar chất lượng cao (300 DPI): docs/spider_chart_evaluation.png</w:t>
+        <w:t>2.3. So sánh trực quan kết quả thực nghiệm ba công cụ</w:t>
       </w:r>
     </w:p>
     <w:p>
@@ -3697,7 +2991,7 @@
       <w:r>
         <w:drawing>
           <wp:inline xmlns:a="http://schemas.openxmlformats.org/drawingml/2006/main" xmlns:pic="http://schemas.openxmlformats.org/drawingml/2006/picture">
-            <wp:extent cx="5580000" cy="5065049"/>
+            <wp:extent cx="5577840" cy="4572000"/>
             <wp:docPr id="1" name="Picture 1"/>
             <wp:cNvGraphicFramePr>
               <a:graphicFrameLocks noChangeAspect="1"/>
@@ -3718,7 +3012,7 @@
                   <pic:spPr>
                     <a:xfrm>
                       <a:off x="0" y="0"/>
-                      <a:ext cx="5580000" cy="5065049"/>
+                      <a:ext cx="5577840" cy="4572000"/>
                     </a:xfrm>
                     <a:prstGeom prst="rect"/>
                   </pic:spPr>
